--- a/Реквизиты_Пугачева.docx
+++ b/Реквизиты_Пугачева.docx
@@ -5,6 +5,7 @@
     <w:p>
       <w:pPr>
         <w:spacing w:after="240" w:before="0" w:line="276" w:lineRule="auto"/>
+        <w:ind w:left="0" w:right="0"/>
       </w:pPr>
       <w:r>
         <w:t>Реквизиты ИНДИВИДУАЛЬНЫЙ ПРЕДПРИНИМАТЕЛЬ ПУГАЧЕВА ОЛЬГА НИКОЛАЕВНАНазвание организации 353560, РОССИЯ, КРАСНОДАРСКИЙ КРАЙ, СЛАВЯНСКИЙ Р-Н, Г СЛАВЯНСК-НА-КУБАНИ, УЛ ЛЕНИНА, Д 36, КВ 9Юридический адрес организации ИНН 237001230452 Расчетный счет 40802810200009756394 ОГРН/ОГРНИП 326237500162829 Банк АО «ТБанк» БИК банка 044525974 ИНН банка 7710140679 Корреспондентский счет банка 30101810145250000974 Юридический адрес банка 127287, г. Москва, ул. Хуторская 2-я, д. 38А, стр. 26</w:t>
@@ -385,6 +386,7 @@
     <w:rsid w:val="00FC693F"/>
     <w:rPr>
       <w:rFonts w:ascii="Calibri" w:hAnsi="Calibri"/>
+      <w:color w:val="000000"/>
       <w:sz w:val="22"/>
     </w:rPr>
   </w:style>
